--- a/TP_PROG_PARALLELE.docx
+++ b/TP_PROG_PARALLELE.docx
@@ -96,8 +96,6 @@
       <w:r>
         <w:t>PAPA MBACKE MBENGUE</w:t>
       </w:r>
-      <w:bookmarkStart w:id="0" w:name="_GoBack"/>
-      <w:bookmarkEnd w:id="0"/>
     </w:p>
     <w:p>
       <w:pPr>
@@ -331,91 +329,14 @@
         <w:jc w:val="both"/>
       </w:pPr>
       <w:r>
+        <w:rPr>
+          <w:noProof/>
+        </w:rPr>
         <w:drawing>
           <wp:inline distT="0" distB="0" distL="0" distR="0" wp14:anchorId="323F29E7" wp14:editId="32F9CFA2">
             <wp:extent cx="4991357" cy="3048157"/>
             <wp:effectExtent l="0" t="0" r="0" b="0"/>
             <wp:docPr id="1" name="Image 1"/>
-            <wp:cNvGraphicFramePr>
-              <a:graphicFrameLocks xmlns:a="http://schemas.openxmlformats.org/drawingml/2006/main" noChangeAspect="1"/>
-            </wp:cNvGraphicFramePr>
-            <a:graphic xmlns:a="http://schemas.openxmlformats.org/drawingml/2006/main">
-              <a:graphicData uri="http://schemas.openxmlformats.org/drawingml/2006/picture">
-                <pic:pic xmlns:pic="http://schemas.openxmlformats.org/drawingml/2006/picture">
-                  <pic:nvPicPr>
-                    <pic:cNvPr id="1" name=""/>
-                    <pic:cNvPicPr/>
-                  </pic:nvPicPr>
-                  <pic:blipFill>
-                    <a:blip r:embed="rId5"/>
-                    <a:stretch>
-                      <a:fillRect/>
-                    </a:stretch>
-                  </pic:blipFill>
-                  <pic:spPr>
-                    <a:xfrm>
-                      <a:off x="0" y="0"/>
-                      <a:ext cx="4991357" cy="3048157"/>
-                    </a:xfrm>
-                    <a:prstGeom prst="rect">
-                      <a:avLst/>
-                    </a:prstGeom>
-                  </pic:spPr>
-                </pic:pic>
-              </a:graphicData>
-            </a:graphic>
-          </wp:inline>
-        </w:drawing>
-      </w:r>
-    </w:p>
-    <w:p>
-      <w:pPr>
-        <w:pStyle w:val="Paragraphedeliste"/>
-        <w:spacing w:line="360" w:lineRule="auto"/>
-        <w:jc w:val="both"/>
-      </w:pPr>
-    </w:p>
-    <w:p>
-      <w:pPr>
-        <w:pStyle w:val="Paragraphedeliste"/>
-        <w:spacing w:line="360" w:lineRule="auto"/>
-        <w:jc w:val="both"/>
-      </w:pPr>
-    </w:p>
-    <w:p>
-      <w:pPr>
-        <w:pStyle w:val="Paragraphedeliste"/>
-        <w:spacing w:line="360" w:lineRule="auto"/>
-        <w:jc w:val="both"/>
-      </w:pPr>
-    </w:p>
-    <w:p>
-      <w:pPr>
-        <w:pStyle w:val="Paragraphedeliste"/>
-        <w:numPr>
-          <w:ilvl w:val="0"/>
-          <w:numId w:val="1"/>
-        </w:numPr>
-        <w:spacing w:line="360" w:lineRule="auto"/>
-        <w:jc w:val="both"/>
-      </w:pPr>
-      <w:r>
-        <w:lastRenderedPageBreak/>
-        <w:t>Écrire la version séquentielle de ce calcul.</w:t>
-      </w:r>
-    </w:p>
-    <w:p>
-      <w:pPr>
-        <w:spacing w:line="360" w:lineRule="auto"/>
-        <w:ind w:left="360"/>
-        <w:jc w:val="both"/>
-      </w:pPr>
-      <w:r>
-        <w:drawing>
-          <wp:inline distT="0" distB="0" distL="0" distR="0" wp14:anchorId="04861B07" wp14:editId="630F64B8">
-            <wp:extent cx="5760720" cy="2115820"/>
-            <wp:effectExtent l="0" t="0" r="0" b="0"/>
-            <wp:docPr id="3" name="Image 3"/>
             <wp:cNvGraphicFramePr>
               <a:graphicFrameLocks xmlns:a="http://schemas.openxmlformats.org/drawingml/2006/main" noChangeAspect="1"/>
             </wp:cNvGraphicFramePr>
@@ -435,7 +356,7 @@
                   <pic:spPr>
                     <a:xfrm>
                       <a:off x="0" y="0"/>
-                      <a:ext cx="5760720" cy="2115820"/>
+                      <a:ext cx="4991357" cy="3048157"/>
                     </a:xfrm>
                     <a:prstGeom prst="rect">
                       <a:avLst/>
@@ -450,8 +371,22 @@
     </w:p>
     <w:p>
       <w:pPr>
-        <w:spacing w:line="360" w:lineRule="auto"/>
-        <w:ind w:left="360"/>
+        <w:pStyle w:val="Paragraphedeliste"/>
+        <w:spacing w:line="360" w:lineRule="auto"/>
+        <w:jc w:val="both"/>
+      </w:pPr>
+    </w:p>
+    <w:p>
+      <w:pPr>
+        <w:pStyle w:val="Paragraphedeliste"/>
+        <w:spacing w:line="360" w:lineRule="auto"/>
+        <w:jc w:val="both"/>
+      </w:pPr>
+    </w:p>
+    <w:p>
+      <w:pPr>
+        <w:pStyle w:val="Paragraphedeliste"/>
+        <w:spacing w:line="360" w:lineRule="auto"/>
         <w:jc w:val="both"/>
       </w:pPr>
     </w:p>
@@ -466,7 +401,8 @@
         <w:jc w:val="both"/>
       </w:pPr>
       <w:r>
-        <w:t>Écrire la version parallèle de ce calcul.</w:t>
+        <w:lastRenderedPageBreak/>
+        <w:t>Écrire la version séquentielle de ce calcul.</w:t>
       </w:r>
     </w:p>
     <w:p>
@@ -476,11 +412,14 @@
         <w:jc w:val="both"/>
       </w:pPr>
       <w:r>
+        <w:rPr>
+          <w:noProof/>
+        </w:rPr>
         <w:drawing>
-          <wp:inline distT="0" distB="0" distL="0" distR="0" wp14:anchorId="69EE36F8" wp14:editId="41A4F20F">
-            <wp:extent cx="5264421" cy="2819545"/>
+          <wp:inline distT="0" distB="0" distL="0" distR="0" wp14:anchorId="04861B07" wp14:editId="630F64B8">
+            <wp:extent cx="5760720" cy="2115820"/>
             <wp:effectExtent l="0" t="0" r="0" b="0"/>
-            <wp:docPr id="4" name="Image 4"/>
+            <wp:docPr id="3" name="Image 3"/>
             <wp:cNvGraphicFramePr>
               <a:graphicFrameLocks xmlns:a="http://schemas.openxmlformats.org/drawingml/2006/main" noChangeAspect="1"/>
             </wp:cNvGraphicFramePr>
@@ -500,7 +439,7 @@
                   <pic:spPr>
                     <a:xfrm>
                       <a:off x="0" y="0"/>
-                      <a:ext cx="5264421" cy="2819545"/>
+                      <a:ext cx="5760720" cy="2115820"/>
                     </a:xfrm>
                     <a:prstGeom prst="rect">
                       <a:avLst/>
@@ -531,15 +470,7 @@
         <w:jc w:val="both"/>
       </w:pPr>
       <w:r>
-        <w:t xml:space="preserve">Calculer le </w:t>
-      </w:r>
-      <w:proofErr w:type="spellStart"/>
-      <w:r>
-        <w:t>speedup</w:t>
-      </w:r>
-      <w:proofErr w:type="spellEnd"/>
-      <w:r>
-        <w:t>.</w:t>
+        <w:t>Écrire la version parallèle de ce calcul.</w:t>
       </w:r>
     </w:p>
     <w:p>
@@ -549,12 +480,14 @@
         <w:jc w:val="both"/>
       </w:pPr>
       <w:r>
-        <w:lastRenderedPageBreak/>
+        <w:rPr>
+          <w:noProof/>
+        </w:rPr>
         <w:drawing>
-          <wp:inline distT="0" distB="0" distL="0" distR="0" wp14:anchorId="334B789D" wp14:editId="63D4B72A">
-            <wp:extent cx="3987800" cy="2778370"/>
-            <wp:effectExtent l="0" t="0" r="0" b="3175"/>
-            <wp:docPr id="5" name="Image 5"/>
+          <wp:inline distT="0" distB="0" distL="0" distR="0" wp14:anchorId="69EE36F8" wp14:editId="41A4F20F">
+            <wp:extent cx="5264421" cy="2819545"/>
+            <wp:effectExtent l="0" t="0" r="0" b="0"/>
+            <wp:docPr id="4" name="Image 4"/>
             <wp:cNvGraphicFramePr>
               <a:graphicFrameLocks xmlns:a="http://schemas.openxmlformats.org/drawingml/2006/main" noChangeAspect="1"/>
             </wp:cNvGraphicFramePr>
@@ -574,6 +507,83 @@
                   <pic:spPr>
                     <a:xfrm>
                       <a:off x="0" y="0"/>
+                      <a:ext cx="5264421" cy="2819545"/>
+                    </a:xfrm>
+                    <a:prstGeom prst="rect">
+                      <a:avLst/>
+                    </a:prstGeom>
+                  </pic:spPr>
+                </pic:pic>
+              </a:graphicData>
+            </a:graphic>
+          </wp:inline>
+        </w:drawing>
+      </w:r>
+    </w:p>
+    <w:p>
+      <w:pPr>
+        <w:spacing w:line="360" w:lineRule="auto"/>
+        <w:ind w:left="360"/>
+        <w:jc w:val="both"/>
+      </w:pPr>
+    </w:p>
+    <w:p>
+      <w:pPr>
+        <w:pStyle w:val="Paragraphedeliste"/>
+        <w:numPr>
+          <w:ilvl w:val="0"/>
+          <w:numId w:val="1"/>
+        </w:numPr>
+        <w:spacing w:line="360" w:lineRule="auto"/>
+        <w:jc w:val="both"/>
+      </w:pPr>
+      <w:r>
+        <w:t xml:space="preserve">Calculer le </w:t>
+      </w:r>
+      <w:proofErr w:type="spellStart"/>
+      <w:r>
+        <w:t>speedup</w:t>
+      </w:r>
+      <w:proofErr w:type="spellEnd"/>
+      <w:r>
+        <w:t>.</w:t>
+      </w:r>
+    </w:p>
+    <w:p>
+      <w:pPr>
+        <w:spacing w:line="360" w:lineRule="auto"/>
+        <w:ind w:left="360"/>
+        <w:jc w:val="both"/>
+      </w:pPr>
+      <w:r>
+        <w:rPr>
+          <w:noProof/>
+        </w:rPr>
+        <w:lastRenderedPageBreak/>
+        <w:drawing>
+          <wp:inline distT="0" distB="0" distL="0" distR="0" wp14:anchorId="334B789D" wp14:editId="63D4B72A">
+            <wp:extent cx="3987800" cy="2778370"/>
+            <wp:effectExtent l="0" t="0" r="0" b="3175"/>
+            <wp:docPr id="5" name="Image 5"/>
+            <wp:cNvGraphicFramePr>
+              <a:graphicFrameLocks xmlns:a="http://schemas.openxmlformats.org/drawingml/2006/main" noChangeAspect="1"/>
+            </wp:cNvGraphicFramePr>
+            <a:graphic xmlns:a="http://schemas.openxmlformats.org/drawingml/2006/main">
+              <a:graphicData uri="http://schemas.openxmlformats.org/drawingml/2006/picture">
+                <pic:pic xmlns:pic="http://schemas.openxmlformats.org/drawingml/2006/picture">
+                  <pic:nvPicPr>
+                    <pic:cNvPr id="1" name=""/>
+                    <pic:cNvPicPr/>
+                  </pic:nvPicPr>
+                  <pic:blipFill>
+                    <a:blip r:embed="rId9"/>
+                    <a:stretch>
+                      <a:fillRect/>
+                    </a:stretch>
+                  </pic:blipFill>
+                  <pic:spPr>
+                    <a:xfrm>
+                      <a:off x="0" y="0"/>
                       <a:ext cx="3993835" cy="2782574"/>
                     </a:xfrm>
                     <a:prstGeom prst="rect">
@@ -593,6 +603,7 @@
         <w:ind w:left="360"/>
         <w:jc w:val="both"/>
       </w:pPr>
+      <w:bookmarkStart w:id="0" w:name="_GoBack"/>
       <w:r>
         <w:pict>
           <v:shapetype id="_x0000_t75" coordsize="21600,21600" o:spt="75" o:preferrelative="t" path="m@4@5l@4@11@9@11@9@5xe" filled="f" stroked="f">
@@ -614,11 +625,12 @@
             <v:path o:extrusionok="f" gradientshapeok="t" o:connecttype="rect"/>
             <o:lock v:ext="edit" aspectratio="t"/>
           </v:shapetype>
-          <v:shape id="_x0000_i1025" type="#_x0000_t75" style="width:374.4pt;height:249.8pt">
-            <v:imagedata r:id="rId9" o:title="speedup"/>
+          <v:shape id="_x0000_i1025" type="#_x0000_t75" style="width:374.4pt;height:177.25pt">
+            <v:imagedata r:id="rId10" o:title="speedup"/>
           </v:shape>
         </w:pict>
       </w:r>
+      <w:bookmarkEnd w:id="0"/>
     </w:p>
     <w:p>
       <w:pPr>
@@ -627,10 +639,7 @@
         <w:jc w:val="both"/>
       </w:pPr>
       <w:r>
-        <w:t>Figure 1</w:t>
-      </w:r>
-      <w:r>
-        <w:t xml:space="preserve"> : </w:t>
+        <w:t xml:space="preserve">Figure 1 : </w:t>
       </w:r>
       <w:proofErr w:type="spellStart"/>
       <w:r>
@@ -656,10 +665,9 @@
         <w:jc w:val="both"/>
       </w:pPr>
       <w:r>
-        <w:lastRenderedPageBreak/>
         <w:pict>
-          <v:shape id="_x0000_i1026" type="#_x0000_t75" style="width:376.6pt;height:250.9pt">
-            <v:imagedata r:id="rId10" o:title="comparaison_temps"/>
+          <v:shape id="_x0000_i1026" type="#_x0000_t75" style="width:356.1pt;height:237.05pt">
+            <v:imagedata r:id="rId11" o:title="comparaison_temps"/>
           </v:shape>
         </w:pict>
       </w:r>
@@ -671,10 +679,7 @@
         <w:jc w:val="both"/>
       </w:pPr>
       <w:r>
-        <w:t>Figure 2</w:t>
-      </w:r>
-      <w:r>
-        <w:t xml:space="preserve"> : Comparaison des temps d’exécution séquentiel et parallèle.</w:t>
+        <w:t>Figure 2 : Comparaison des temps d’exécution séquentiel et parallèle.</w:t>
       </w:r>
     </w:p>
     <w:p>
@@ -688,6 +693,7 @@
         <w:jc w:val="both"/>
       </w:pPr>
       <w:r>
+        <w:lastRenderedPageBreak/>
         <w:t xml:space="preserve">En déduire la proportion </w:t>
       </w:r>
       <w:proofErr w:type="spellStart"/>
@@ -709,27 +715,69 @@
     </w:p>
     <w:p>
       <w:pPr>
+        <w:pStyle w:val="Paragraphedeliste"/>
+        <w:numPr>
+          <w:ilvl w:val="0"/>
+          <w:numId w:val="1"/>
+        </w:numPr>
+        <w:spacing w:line="360" w:lineRule="auto"/>
+        <w:jc w:val="both"/>
+      </w:pPr>
+      <w:r>
+        <w:t xml:space="preserve">Le lien </w:t>
+      </w:r>
+      <w:proofErr w:type="spellStart"/>
+      <w:r>
+        <w:t>github</w:t>
+      </w:r>
+      <w:proofErr w:type="spellEnd"/>
+      <w:r>
+        <w:t xml:space="preserve"> du projet</w:t>
+      </w:r>
+    </w:p>
+    <w:p>
+      <w:pPr>
+        <w:pStyle w:val="Paragraphedeliste"/>
+        <w:numPr>
+          <w:ilvl w:val="0"/>
+          <w:numId w:val="1"/>
+        </w:numPr>
+        <w:spacing w:line="360" w:lineRule="auto"/>
+        <w:jc w:val="both"/>
+      </w:pPr>
+    </w:p>
+    <w:p>
+      <w:pPr>
         <w:spacing w:line="360" w:lineRule="auto"/>
         <w:ind w:left="360"/>
         <w:jc w:val="both"/>
-      </w:pPr>
-    </w:p>
-    <w:p>
-      <w:pPr>
-        <w:spacing w:line="360" w:lineRule="auto"/>
-        <w:ind w:left="360"/>
-        <w:jc w:val="both"/>
-      </w:pPr>
-    </w:p>
-    <w:p>
-      <w:pPr>
-        <w:spacing w:line="360" w:lineRule="auto"/>
-        <w:ind w:left="360"/>
-        <w:jc w:val="both"/>
-      </w:pPr>
-      <w:r>
-        <w:t>Conclusion</w:t>
-      </w:r>
+        <w:rPr>
+          <w:sz w:val="36"/>
+        </w:rPr>
+      </w:pPr>
+      <w:hyperlink r:id="rId12" w:history="1">
+        <w:r>
+          <w:rPr>
+            <w:rStyle w:val="Lienhypertexte"/>
+            <w:sz w:val="36"/>
+          </w:rPr>
+          <w:t>https://gith</w:t>
+        </w:r>
+        <w:r>
+          <w:rPr>
+            <w:rStyle w:val="Lienhypertexte"/>
+            <w:sz w:val="36"/>
+          </w:rPr>
+          <w:t>u</w:t>
+        </w:r>
+        <w:r>
+          <w:rPr>
+            <w:rStyle w:val="Lienhypertexte"/>
+            <w:sz w:val="36"/>
+          </w:rPr>
+          <w:t>b.com/brescia313/TP_TD_PROG_PARALLELE.git</w:t>
+        </w:r>
+      </w:hyperlink>
     </w:p>
     <w:p>
       <w:pPr>
@@ -966,7 +1014,12 @@
     <w:p>
       <w:pPr>
         <w:spacing w:line="360" w:lineRule="auto"/>
-        <w:ind w:left="360"/>
+        <w:jc w:val="both"/>
+      </w:pPr>
+    </w:p>
+    <w:p>
+      <w:pPr>
+        <w:spacing w:line="360" w:lineRule="auto"/>
         <w:jc w:val="both"/>
       </w:pPr>
     </w:p>
@@ -1683,6 +1736,29 @@
       <w:bCs/>
     </w:rPr>
   </w:style>
+  <w:style w:type="character" w:styleId="Lienhypertexte">
+    <w:name w:val="Hyperlink"/>
+    <w:basedOn w:val="Policepardfaut"/>
+    <w:uiPriority w:val="99"/>
+    <w:unhideWhenUsed/>
+    <w:rsid w:val="00011D7E"/>
+    <w:rPr>
+      <w:color w:val="0563C1" w:themeColor="hyperlink"/>
+      <w:u w:val="single"/>
+    </w:rPr>
+  </w:style>
+  <w:style w:type="character" w:styleId="Lienhypertextesuivivisit">
+    <w:name w:val="FollowedHyperlink"/>
+    <w:basedOn w:val="Policepardfaut"/>
+    <w:uiPriority w:val="99"/>
+    <w:semiHidden/>
+    <w:unhideWhenUsed/>
+    <w:rsid w:val="00011D7E"/>
+    <w:rPr>
+      <w:color w:val="954F72" w:themeColor="followedHyperlink"/>
+      <w:u w:val="single"/>
+    </w:rPr>
+  </w:style>
 </w:styles>
 </file>
 
@@ -1979,4 +2055,16 @@
     </a:ext>
   </a:extLst>
 </a:theme>
+</file>
+
+<file path=customXml/item1.xml><?xml version="1.0" encoding="utf-8"?>
+<b:Sources xmlns:b="http://schemas.openxmlformats.org/officeDocument/2006/bibliography" xmlns="http://schemas.openxmlformats.org/officeDocument/2006/bibliography" SelectedStyle="\APASixthEditionOfficeOnline.xsl" StyleName="APA" Version="6"/>
+</file>
+
+<file path=customXml/itemProps1.xml><?xml version="1.0" encoding="utf-8"?>
+<ds:datastoreItem xmlns:ds="http://schemas.openxmlformats.org/officeDocument/2006/customXml" ds:itemID="{07C2FD82-E75E-4BE8-9446-92A9D5822A08}">
+  <ds:schemaRefs>
+    <ds:schemaRef ds:uri="http://schemas.openxmlformats.org/officeDocument/2006/bibliography"/>
+  </ds:schemaRefs>
+</ds:datastoreItem>
 </file>